--- a/server/templates/library/diversity-policy/template.docx
+++ b/server/templates/library/diversity-policy/template.docx
@@ -3833,7 +3833,7 @@
               <w:szCs w:val="16"/>
               <w:rtl w:val="0"/>
             </w:rPr>
-            <w:t>The Board of Spring 2 Health Pty Ltd</w:t>
+            <w:t>The Board of {org.legal_name}</w:t>
           </w:r>
           <w:r>
             <w:rPr>
@@ -4346,7 +4346,7 @@
         <w:szCs w:val="28"/>
         <w:rtl w:val="0"/>
       </w:rPr>
-      <w:t>Spring 2 Health ABN 71 665 820 986</w:t>
+      <w:t>{org.name} ABN {org.abn}</w:t>
     </w:r>
   </w:p>
   <w:p>

--- a/server/templates/library/diversity-policy/template.docx
+++ b/server/templates/library/diversity-policy/template.docx
@@ -4331,6 +4331,15 @@
 <w:hdr xmlns:mc="http://schemas.openxmlformats.org/markup-compatibility/2006" xmlns:o="urn:schemas-microsoft-com:office:office" xmlns:r="http://schemas.openxmlformats.org/officeDocument/2006/relationships" xmlns:m="http://schemas.openxmlformats.org/officeDocument/2006/math" xmlns:v="urn:schemas-microsoft-com:vml" xmlns:wp="http://schemas.openxmlformats.org/drawingml/2006/wordprocessingDrawing" xmlns:w10="urn:schemas-microsoft-com:office:word" xmlns:w="http://schemas.openxmlformats.org/wordprocessingml/2006/main" xmlns:wne="http://schemas.microsoft.com/office/word/2006/wordml" xmlns:sl="http://schemas.openxmlformats.org/schemaLibrary/2006/main" xmlns:a="http://schemas.openxmlformats.org/drawingml/2006/main" xmlns:pic="http://schemas.openxmlformats.org/drawingml/2006/picture" xmlns:c="http://schemas.openxmlformats.org/drawingml/2006/chart" xmlns:lc="http://schemas.openxmlformats.org/drawingml/2006/lockedCanvas" xmlns:dgm="http://schemas.openxmlformats.org/drawingml/2006/diagram" xmlns:wps="http://schemas.microsoft.com/office/word/2010/wordprocessingShape" xmlns:wpg="http://schemas.microsoft.com/office/word/2010/wordprocessingGroup" xmlns:w14="http://schemas.microsoft.com/office/word/2010/wordml" xmlns:w15="http://schemas.microsoft.com/office/word/2012/wordml">
   <w:p>
     <w:pPr>
+      <w:spacing w:before="0" w:after="80"/>
+      <w:jc w:val="left"/>
+    </w:pPr>
+    <w:r>
+      <w:t xml:space="preserve">{%org_logo}</w:t>
+    </w:r>
+  </w:p>
+  <w:p>
+    <w:pPr>
       <w:pageBreakBefore w:val="0"/>
       <w:spacing w:after="120" w:line="240" w:lineRule="auto"/>
       <w:rPr>
@@ -4374,6 +4383,15 @@
 
 <file path=word/header2.xml><?xml version="1.0" encoding="utf-8"?>
 <w:hdr xmlns:mc="http://schemas.openxmlformats.org/markup-compatibility/2006" xmlns:o="urn:schemas-microsoft-com:office:office" xmlns:r="http://schemas.openxmlformats.org/officeDocument/2006/relationships" xmlns:m="http://schemas.openxmlformats.org/officeDocument/2006/math" xmlns:v="urn:schemas-microsoft-com:vml" xmlns:wp="http://schemas.openxmlformats.org/drawingml/2006/wordprocessingDrawing" xmlns:w10="urn:schemas-microsoft-com:office:word" xmlns:w="http://schemas.openxmlformats.org/wordprocessingml/2006/main" xmlns:wne="http://schemas.microsoft.com/office/word/2006/wordml" xmlns:sl="http://schemas.openxmlformats.org/schemaLibrary/2006/main" xmlns:a="http://schemas.openxmlformats.org/drawingml/2006/main" xmlns:pic="http://schemas.openxmlformats.org/drawingml/2006/picture" xmlns:c="http://schemas.openxmlformats.org/drawingml/2006/chart" xmlns:lc="http://schemas.openxmlformats.org/drawingml/2006/lockedCanvas" xmlns:dgm="http://schemas.openxmlformats.org/drawingml/2006/diagram" xmlns:wps="http://schemas.microsoft.com/office/word/2010/wordprocessingShape" xmlns:wpg="http://schemas.microsoft.com/office/word/2010/wordprocessingGroup" xmlns:w14="http://schemas.microsoft.com/office/word/2010/wordml" xmlns:w15="http://schemas.microsoft.com/office/word/2012/wordml">
+  <w:p>
+    <w:pPr>
+      <w:spacing w:before="0" w:after="80"/>
+      <w:jc w:val="left"/>
+    </w:pPr>
+    <w:r>
+      <w:t xml:space="preserve">{%org_logo}</w:t>
+    </w:r>
+  </w:p>
   <w:p>
     <w:pPr>
       <w:keepNext w:val="0"/>

--- a/server/templates/library/diversity-policy/template.docx
+++ b/server/templates/library/diversity-policy/template.docx
@@ -112,13 +112,7 @@
         <w:rPr>
           <w:rtl w:val="0"/>
         </w:rPr>
-        <w:t>{org.name}</w:t>
-      </w:r>
-      <w:r>
-        <w:rPr>
-          <w:rtl w:val="0"/>
-        </w:rPr>
-        <w:t xml:space="preserve"> is committed to ensuring each Client is treated with dignity and respect, can maintain their identity, make informed choices about their care and services, and live the life they choose.</w:t>
+        <w:t xml:space="preserve">{org.name} is committed to ensuring each Client is treated with dignity and respect, can maintain their identity, make informed choices about their care and services, and live the life they choose.</w:t>
       </w:r>
     </w:p>
     <w:p>
@@ -226,11 +220,6 @@
         </w:rPr>
         <w:t>respects consumers’ privacy.</w:t>
       </w:r>
-      <w:r>
-        <w:rPr>
-          <w:rtl w:val="0"/>
-        </w:rPr>
-      </w:r>
     </w:p>
     <w:p>
       <w:pPr>
@@ -1143,11 +1132,6 @@
         </w:rPr>
         <w:t>be responsive, inclusive and sensitive to Clients who are lesbian, gay, bisexual, transgender and intersex;</w:t>
       </w:r>
-      <w:r>
-        <w:rPr>
-          <w:rtl w:val="0"/>
-        </w:rPr>
-      </w:r>
     </w:p>
     <w:p>
       <w:pPr>
@@ -1339,7 +1323,7 @@
           <w:vertAlign w:val="baseline"/>
           <w:rtl w:val="0"/>
         </w:rPr>
-        <w:t xml:space="preserve">The Policy is supported by the following Procedures which are intended to clarify the responsibilities of the board, Principal, Key Management Personnel and other Workers and make explicit the underlying principles of the Policy. The Procedures work together dynamically and are relevant to all parts of </w:t>
+        <w:t xml:space="preserve">The Policy is supported by the following Procedures which are intended to clarify the responsibilities of Principal, Key Management Personnel and other Workers and make explicit the underlying principles of the Policy. The Procedures work together dynamically and are relevant to all parts of </w:t>
       </w:r>
       <w:r>
         <w:rPr>
@@ -3324,7 +3308,7 @@
                 <w:b w:val="1"/>
                 <w:rtl w:val="0"/>
               </w:rPr>
-              <w:t>The board</w:t>
+              <w:t>The Director</w:t>
             </w:r>
           </w:p>
         </w:tc>
@@ -3423,11 +3407,6 @@
         </w:rPr>
         <w:t>Legislation, Rules, Guidelines and Policies apply to this policy and supporting documentation as set out in the Legislation Register.</w:t>
       </w:r>
-      <w:r>
-        <w:rPr>
-          <w:rtl w:val="0"/>
-        </w:rPr>
-      </w:r>
     </w:p>
     <w:p>
       <w:pPr>
@@ -3570,7 +3549,7 @@
         <w:rPr>
           <w:rtl w:val="0"/>
         </w:rPr>
-        <w:t>The Board of {org.legal_name}</w:t>
+        <w:t>{org.signatory.name}, Director of {org.legal_name}</w:t>
       </w:r>
     </w:p>
     <w:p>

--- a/server/templates/library/diversity-policy/template.docx
+++ b/server/templates/library/diversity-policy/template.docx
@@ -2901,7 +2901,7 @@
                 <w:rFonts w:ascii="Arial" w:cs="Arial" w:eastAsia="Arial" w:hAnsi="Arial"/>
                 <w:rtl w:val="0"/>
               </w:rPr>
-              <w:t>Conduct an annual survey of all Workers, Clients, their support networks and other stakeholders and ask them to suggest areas for improvement in relation to {org.name}’s application of this Policy including its commitment to the Client’s diversity, culture and beliefs.</w:t>
+              <w:t>Actively seek and welcome feedback from Workers, Clients, their support networks and other stakeholders on an ongoing basis (including through our website) and use it to suggest areas for improvement in relation to {org.name}’s application of this Policy including its commitment to the Client’s diversity, culture and beliefs.</w:t>
             </w:r>
           </w:p>
         </w:tc>

--- a/server/templates/library/diversity-policy/template.docx
+++ b/server/templates/library/diversity-policy/template.docx
@@ -112,7 +112,13 @@
         <w:rPr>
           <w:rtl w:val="0"/>
         </w:rPr>
-        <w:t xml:space="preserve">{org.name} is committed to ensuring each Client is treated with dignity and respect, can maintain their identity, make informed choices about their care and services, and live the life they choose.</w:t>
+        <w:t>{org.name}</w:t>
+      </w:r>
+      <w:r>
+        <w:rPr>
+          <w:rtl w:val="0"/>
+        </w:rPr>
+        <w:t xml:space="preserve"> is committed to ensuring each Client is treated with dignity and respect, can maintain their identity, make informed choices about their care and services, and live the life they choose.</w:t>
       </w:r>
     </w:p>
     <w:p>
@@ -220,6 +226,11 @@
         </w:rPr>
         <w:t>respects consumers’ privacy.</w:t>
       </w:r>
+      <w:r>
+        <w:rPr>
+          <w:rtl w:val="0"/>
+        </w:rPr>
+      </w:r>
     </w:p>
     <w:p>
       <w:pPr>
@@ -1132,6 +1143,11 @@
         </w:rPr>
         <w:t>be responsive, inclusive and sensitive to Clients who are lesbian, gay, bisexual, transgender and intersex;</w:t>
       </w:r>
+      <w:r>
+        <w:rPr>
+          <w:rtl w:val="0"/>
+        </w:rPr>
+      </w:r>
     </w:p>
     <w:p>
       <w:pPr>
@@ -1323,7 +1339,7 @@
           <w:vertAlign w:val="baseline"/>
           <w:rtl w:val="0"/>
         </w:rPr>
-        <w:t xml:space="preserve">The Policy is supported by the following Procedures which are intended to clarify the responsibilities of Principal, Key Management Personnel and other Workers and make explicit the underlying principles of the Policy. The Procedures work together dynamically and are relevant to all parts of </w:t>
+        <w:t xml:space="preserve">The Policy is supported by the following Procedures which are intended to clarify the responsibilities of the board, Principal, Key Management Personnel and other Workers and make explicit the underlying principles of the Policy. The Procedures work together dynamically and are relevant to all parts of </w:t>
       </w:r>
       <w:r>
         <w:rPr>
@@ -2901,7 +2917,7 @@
                 <w:rFonts w:ascii="Arial" w:cs="Arial" w:eastAsia="Arial" w:hAnsi="Arial"/>
                 <w:rtl w:val="0"/>
               </w:rPr>
-              <w:t>Actively seek and welcome feedback from Workers, Clients, their support networks and other stakeholders on an ongoing basis (including through our website) and use it to suggest areas for improvement in relation to {org.name}’s application of this Policy including its commitment to the Client’s diversity, culture and beliefs.</w:t>
+              <w:t>Conduct an annual survey of all Workers, Clients, their support networks and other stakeholders and ask them to suggest areas for improvement in relation to {org.name}’s application of this Policy including its commitment to the Client’s diversity, culture and beliefs.</w:t>
             </w:r>
           </w:p>
         </w:tc>
@@ -3308,7 +3324,7 @@
                 <w:b w:val="1"/>
                 <w:rtl w:val="0"/>
               </w:rPr>
-              <w:t>The Director</w:t>
+              <w:t>The board</w:t>
             </w:r>
           </w:p>
         </w:tc>
@@ -3407,6 +3423,11 @@
         </w:rPr>
         <w:t>Legislation, Rules, Guidelines and Policies apply to this policy and supporting documentation as set out in the Legislation Register.</w:t>
       </w:r>
+      <w:r>
+        <w:rPr>
+          <w:rtl w:val="0"/>
+        </w:rPr>
+      </w:r>
     </w:p>
     <w:p>
       <w:pPr>
@@ -3549,7 +3570,7 @@
         <w:rPr>
           <w:rtl w:val="0"/>
         </w:rPr>
-        <w:t>{org.signatory.name}, Director of {org.legal_name}</w:t>
+        <w:t>The Board of {org.legal_name}</w:t>
       </w:r>
     </w:p>
     <w:p>
